--- a/docs/content/factors/factors_activity.docx
+++ b/docs/content/factors/factors_activity.docx
@@ -7,7 +7,7 @@
         <w:pStyle w:val="Title"/>
       </w:pPr>
       <w:r>
-        <w:t xml:space="preserve">Worksheet 10 — Factors: Ordering and Cleaning Categorical Data</w:t>
+        <w:t xml:space="preserve">Worksheet 16 — Factors: Ordering and Cleaning Categorical Data</w:t>
       </w:r>
     </w:p>
     <w:p>
@@ -31,7 +31,7 @@
         <w:pStyle w:val="Date"/>
       </w:pPr>
       <w:r>
-        <w:t xml:space="preserve">2026-07-05</w:t>
+        <w:t xml:space="preserve">2026-08-27</w:t>
       </w:r>
     </w:p>
     <w:bookmarkStart w:id="16" w:name="Xc6128aa9290141c24a38babe435ecb80ff4e640"/>
@@ -43,13 +43,13 @@
         <w:t xml:space="preserve">Factors — Taking Control of Categorical Data</w:t>
       </w:r>
     </w:p>
-    <w:bookmarkStart w:id="9" w:name="recap-from-the-anova-worksheet"/>
+    <w:bookmarkStart w:id="9" w:name="X0cfafe821fea23a1e21eb43ec00749afd85610f"/>
     <w:p>
       <w:pPr>
         <w:pStyle w:val="Heading3"/>
       </w:pPr>
       <w:r>
-        <w:t xml:space="preserve">Recap from the ANOVA worksheet</w:t>
+        <w:t xml:space="preserve">Recap from the ANOVA worksheet (Worksheet 13)</w:t>
       </w:r>
     </w:p>
     <w:p>
@@ -2178,7 +2178,7 @@
         <w:rPr>
           <w:rStyle w:val="StringTok"/>
         </w:rPr>
-        <w:t xml:space="preserve">"steelblue"</w:t>
+        <w:t xml:space="preserve">"darkblue"</w:t>
       </w:r>
       <w:r>
         <w:rPr>
@@ -3473,23 +3473,7 @@
         <w:t xml:space="preserve"> </w:t>
       </w:r>
       <w:r>
-        <w:t xml:space="preserve">a factor is stored as integer</w:t>
-      </w:r>
-      <w:r>
-        <w:t xml:space="preserve"> </w:t>
-      </w:r>
-      <w:r>
-        <w:rPr>
-          <w:b/>
-          <w:bCs/>
-        </w:rPr>
-        <w:t xml:space="preserve">codes</w:t>
-      </w:r>
-      <w:r>
-        <w:t xml:space="preserve"> </w:t>
-      </w:r>
-      <w:r>
-        <w:t xml:space="preserve">with a labels table.</w:t>
+        <w:t xml:space="preserve">if</w:t>
       </w:r>
       <w:r>
         <w:t xml:space="preserve"> </w:t>
@@ -3504,7 +3488,7 @@
         <w:t xml:space="preserve"> </w:t>
       </w:r>
       <w:r>
-        <w:t xml:space="preserve">returns the codes — always go through</w:t>
+        <w:t xml:space="preserve">on a factor ever hands you back small integers like 1, 2, 3 instead of the values you expected, that’s your signal you skipped the</w:t>
       </w:r>
       <w:r>
         <w:t xml:space="preserve"> </w:t>
@@ -3519,7 +3503,7 @@
         <w:t xml:space="preserve"> </w:t>
       </w:r>
       <w:r>
-        <w:t xml:space="preserve">first when a factor holds real numbers.</w:t>
+        <w:t xml:space="preserve">step — the codes, not the labels, are what came out.</w:t>
       </w:r>
     </w:p>
     <w:p>
@@ -6141,7 +6125,58 @@
         <w:t xml:space="preserve"> </w:t>
       </w:r>
       <w:r>
-        <w:t xml:space="preserve">factors are how you make categorical variables behave — in plots and in models. Reorder for the reader, relabel for the report, relevel for the baseline.</w:t>
+        <w:t xml:space="preserve">if a categorical plot or model output looks wrong, check the factor levels before you check your code —</w:t>
+      </w:r>
+      <w:r>
+        <w:t xml:space="preserve"> </w:t>
+      </w:r>
+      <w:r>
+        <w:rPr>
+          <w:rStyle w:val="VerbatimChar"/>
+        </w:rPr>
+        <w:t xml:space="preserve">fct_reorder()</w:t>
+      </w:r>
+      <w:r>
+        <w:t xml:space="preserve">,</w:t>
+      </w:r>
+      <w:r>
+        <w:t xml:space="preserve"> </w:t>
+      </w:r>
+      <w:r>
+        <w:rPr>
+          <w:rStyle w:val="VerbatimChar"/>
+        </w:rPr>
+        <w:t xml:space="preserve">fct_recode()</w:t>
+      </w:r>
+      <w:r>
+        <w:t xml:space="preserve">, and</w:t>
+      </w:r>
+      <w:r>
+        <w:t xml:space="preserve"> </w:t>
+      </w:r>
+      <w:r>
+        <w:rPr>
+          <w:rStyle w:val="VerbatimChar"/>
+        </w:rPr>
+        <w:t xml:space="preserve">fct_relevel()</w:t>
+      </w:r>
+      <w:r>
+        <w:t xml:space="preserve"> </w:t>
+      </w:r>
+      <w:r>
+        <w:t xml:space="preserve">fix most of what goes wrong with</w:t>
+      </w:r>
+      <w:r>
+        <w:t xml:space="preserve"> </w:t>
+      </w:r>
+      <w:r>
+        <w:rPr>
+          <w:rStyle w:val="VerbatimChar"/>
+        </w:rPr>
+        <w:t xml:space="preserve">species</w:t>
+      </w:r>
+      <w:r>
+        <w:t xml:space="preserve">-like columns.</w:t>
       </w:r>
     </w:p>
     <w:p>
@@ -6160,7 +6195,7 @@
           <w:i/>
           <w:iCs/>
         </w:rPr>
-        <w:t xml:space="preserve">End of Worksheet 10. Next: Worksheet 11 — joins, combining your data with a second table.</w:t>
+        <w:t xml:space="preserve">End of Worksheet 16. Next: Worksheet 17 — joins, combining your data with a second table.</w:t>
       </w:r>
     </w:p>
     <w:bookmarkEnd w:id="37"/>
